--- a/assets/Manuscripts/E9814_Sim08_Abdominal Injury.docx
+++ b/assets/Manuscripts/E9814_Sim08_Abdominal Injury.docx
@@ -1,6 +1,6 @@
 
 <file path=word/document.xml><?xml version="1.0" encoding="utf-8"?>
-<w:document xmlns:wpc="http://schemas.microsoft.com/office/word/2010/wordprocessingCanvas" xmlns:cx="http://schemas.microsoft.com/office/drawing/2014/chartex" xmlns:cx1="http://schemas.microsoft.com/office/drawing/2015/9/8/chartex" xmlns:cx2="http://schemas.microsoft.com/office/drawing/2015/10/21/chartex" xmlns:cx3="http://schemas.microsoft.com/office/drawing/2016/5/9/chartex" xmlns:cx4="http://schemas.microsoft.com/office/drawing/2016/5/10/chartex" xmlns:cx5="http://schemas.microsoft.com/office/drawing/2016/5/11/chartex" xmlns:cx6="http://schemas.microsoft.com/office/drawing/2016/5/12/chartex" xmlns:cx7="http://schemas.microsoft.com/office/drawing/2016/5/13/chartex" xmlns:cx8="http://schemas.microsoft.com/office/drawing/2016/5/14/chartex" xmlns:mc="http://schemas.openxmlformats.org/markup-compatibility/2006" xmlns:aink="http://schemas.microsoft.com/office/drawing/2016/ink" xmlns:am3d="http://schemas.microsoft.com/office/drawing/2017/model3d" xmlns:o="urn:schemas-microsoft-com:office:office" xmlns:oel="http://schemas.microsoft.com/office/2019/extlst" xmlns:r="http://schemas.openxmlformats.org/officeDocument/2006/relationships" xmlns:m="http://schemas.openxmlformats.org/officeDocument/2006/math" xmlns:v="urn:schemas-microsoft-com:vml" xmlns:wp14="http://schemas.microsoft.com/office/word/2010/wordprocessingDrawing" xmlns:wp="http://schemas.openxmlformats.org/drawingml/2006/wordprocessingDrawing" xmlns:w10="urn:schemas-microsoft-com:office:word" xmlns:w="http://schemas.openxmlformats.org/wordprocessingml/2006/main" xmlns:w14="http://schemas.microsoft.com/office/word/2010/wordml" xmlns:w15="http://schemas.microsoft.com/office/word/2012/wordml" xmlns:w16cex="http://schemas.microsoft.com/office/word/2018/wordml/cex" xmlns:w16cid="http://schemas.microsoft.com/office/word/2016/wordml/cid" xmlns:w16="http://schemas.microsoft.com/office/word/2018/wordml" xmlns:w16du="http://schemas.microsoft.com/office/word/2023/wordml/word16du" xmlns:w16sdtdh="http://schemas.microsoft.com/office/word/2020/wordml/sdtdatahash" xmlns:w16sdtfl="http://schemas.microsoft.com/office/word/2024/wordml/sdtformatlock" xmlns:w16se="http://schemas.microsoft.com/office/word/2015/wordml/symex" xmlns:wpg="http://schemas.microsoft.com/office/word/2010/wordprocessingGroup" xmlns:wpi="http://schemas.microsoft.com/office/word/2010/wordprocessingInk" xmlns:wne="http://schemas.microsoft.com/office/word/2006/wordml" xmlns:wps="http://schemas.microsoft.com/office/word/2010/wordprocessingShape" mc:Ignorable="w14 w15 w16se w16cid w16 w16cex w16sdtdh w16sdtfl w16du wp14">
+<w:document xmlns:wpc="http://schemas.microsoft.com/office/word/2010/wordprocessingCanvas" xmlns:cx="http://schemas.microsoft.com/office/drawing/2014/chartex" xmlns:cx1="http://schemas.microsoft.com/office/drawing/2015/9/8/chartex" xmlns:cx2="http://schemas.microsoft.com/office/drawing/2015/10/21/chartex" xmlns:cx3="http://schemas.microsoft.com/office/drawing/2016/5/9/chartex" xmlns:cx4="http://schemas.microsoft.com/office/drawing/2016/5/10/chartex" xmlns:cx5="http://schemas.microsoft.com/office/drawing/2016/5/11/chartex" xmlns:cx6="http://schemas.microsoft.com/office/drawing/2016/5/12/chartex" xmlns:cx7="http://schemas.microsoft.com/office/drawing/2016/5/13/chartex" xmlns:cx8="http://schemas.microsoft.com/office/drawing/2016/5/14/chartex" xmlns:mc="http://schemas.openxmlformats.org/markup-compatibility/2006" xmlns:aink="http://schemas.microsoft.com/office/drawing/2016/ink" xmlns:am3d="http://schemas.microsoft.com/office/drawing/2017/model3d" xmlns:o="urn:schemas-microsoft-com:office:office" xmlns:oel="http://schemas.microsoft.com/office/2019/extlst" xmlns:r="http://schemas.openxmlformats.org/officeDocument/2006/relationships" xmlns:m="http://schemas.openxmlformats.org/officeDocument/2006/math" xmlns:v="urn:schemas-microsoft-com:vml" xmlns:wp14="http://schemas.microsoft.com/office/word/2010/wordprocessingDrawing" xmlns:wp="http://schemas.openxmlformats.org/drawingml/2006/wordprocessingDrawing" xmlns:w10="urn:schemas-microsoft-com:office:word" xmlns:w="http://schemas.openxmlformats.org/wordprocessingml/2006/main" xmlns:w14="http://schemas.microsoft.com/office/word/2010/wordml" xmlns:w15="http://schemas.microsoft.com/office/word/2012/wordml" xmlns:w16cei="http://schemas.microsoft.com/office/word/2026/wordml/cei" xmlns:w16cex="http://schemas.microsoft.com/office/word/2018/wordml/cex" xmlns:w16cid="http://schemas.microsoft.com/office/word/2016/wordml/cid" xmlns:w16="http://schemas.microsoft.com/office/word/2018/wordml" xmlns:w16du="http://schemas.microsoft.com/office/word/2023/wordml/word16du" xmlns:w16sdtdh="http://schemas.microsoft.com/office/word/2020/wordml/sdtdatahash" xmlns:w16sdtfl="http://schemas.microsoft.com/office/word/2024/wordml/sdtformatlock" xmlns:w16se="http://schemas.microsoft.com/office/word/2015/wordml/symex" xmlns:wpg="http://schemas.microsoft.com/office/word/2010/wordprocessingGroup" xmlns:wpi="http://schemas.microsoft.com/office/word/2010/wordprocessingInk" xmlns:wne="http://schemas.microsoft.com/office/word/2006/wordml" xmlns:wps="http://schemas.microsoft.com/office/word/2010/wordprocessingShape" mc:Ignorable="w14 w15 w16se w16cid w16 w16cex w16sdtdh w16sdtfl w16du wp14">
   <w:body>
     <w:p>
       <w:pPr>
@@ -35,30 +35,14 @@
           <w:rFonts w:ascii="Times New Roman" w:hAnsi="Times New Roman" w:cs="Times New Roman"/>
           <w:color w:val="000000"/>
         </w:rPr>
-        <w:t>&lt;</w:t>
-      </w:r>
-      <w:proofErr w:type="spellStart"/>
-      <w:r>
-        <w:rPr>
-          <w:rFonts w:ascii="Times New Roman" w:hAnsi="Times New Roman" w:cs="Times New Roman"/>
-          <w:color w:val="000000"/>
-        </w:rPr>
-        <w:t>c</w:t>
-      </w:r>
-      <w:r>
-        <w:rPr>
-          <w:rFonts w:ascii="Times New Roman" w:hAnsi="Times New Roman" w:cs="Times New Roman"/>
-          <w:color w:val="000000"/>
-        </w:rPr>
-        <w:t>n</w:t>
-      </w:r>
-      <w:proofErr w:type="spellEnd"/>
-      <w:r>
-        <w:rPr>
-          <w:rFonts w:ascii="Times New Roman" w:hAnsi="Times New Roman" w:cs="Times New Roman"/>
-          <w:color w:val="000000"/>
-        </w:rPr>
-        <w:t>&gt;</w:t>
+        <w:t>&lt;c</w:t>
+      </w:r>
+      <w:r>
+        <w:rPr>
+          <w:rFonts w:ascii="Times New Roman" w:hAnsi="Times New Roman" w:cs="Times New Roman"/>
+          <w:color w:val="000000"/>
+        </w:rPr>
+        <w:t>n&gt;</w:t>
       </w:r>
       <w:r>
         <w:rPr>
@@ -81,23 +65,7 @@
           <w:rFonts w:ascii="Times New Roman" w:hAnsi="Times New Roman" w:cs="Times New Roman"/>
           <w:color w:val="000000"/>
         </w:rPr>
-        <w:t>&lt;</w:t>
-      </w:r>
-      <w:proofErr w:type="spellStart"/>
-      <w:r>
-        <w:rPr>
-          <w:rFonts w:ascii="Times New Roman" w:hAnsi="Times New Roman" w:cs="Times New Roman"/>
-          <w:color w:val="000000"/>
-        </w:rPr>
-        <w:t>ct</w:t>
-      </w:r>
-      <w:proofErr w:type="spellEnd"/>
-      <w:r>
-        <w:rPr>
-          <w:rFonts w:ascii="Times New Roman" w:hAnsi="Times New Roman" w:cs="Times New Roman"/>
-          <w:color w:val="000000"/>
-        </w:rPr>
-        <w:t>&gt;</w:t>
+        <w:t>&lt;ct&gt;</w:t>
       </w:r>
       <w:r>
         <w:rPr>
@@ -176,21 +144,7 @@
         <w:rPr>
           <w:color w:val="000000"/>
         </w:rPr>
-        <w:t>&lt;a&gt;</w:t>
-      </w:r>
-      <w:proofErr w:type="spellStart"/>
-      <w:r>
-        <w:rPr>
-          <w:color w:val="000000"/>
-        </w:rPr>
-        <w:t>Presimulation</w:t>
-      </w:r>
-      <w:proofErr w:type="spellEnd"/>
-      <w:r>
-        <w:rPr>
-          <w:color w:val="000000"/>
-        </w:rPr>
-        <w:t xml:space="preserve"> Activities</w:t>
+        <w:t>&lt;a&gt;Presimulation Activities</w:t>
       </w:r>
     </w:p>
     <w:p>
@@ -208,7 +162,6 @@
         </w:rPr>
         <w:t xml:space="preserve">These activities are designed to enhance your learning experience and help you succeed during the simulation. Your instructor may assign specific or all activities. Please speak to your instructor with any questions. </w:t>
       </w:r>
-      <w:proofErr w:type="spellStart"/>
       <w:r>
         <w:rPr>
           <w:rFonts w:ascii="Times New Roman" w:eastAsia="Times New Roman" w:hAnsi="Times New Roman" w:cs="Times New Roman"/>
@@ -216,7 +169,6 @@
         </w:rPr>
         <w:t>Presimulation</w:t>
       </w:r>
-      <w:proofErr w:type="spellEnd"/>
       <w:r>
         <w:rPr>
           <w:rFonts w:ascii="Times New Roman" w:eastAsia="Times New Roman" w:hAnsi="Times New Roman" w:cs="Times New Roman"/>
@@ -229,23 +181,7 @@
           <w:rFonts w:ascii="Times New Roman" w:eastAsia="Times New Roman" w:hAnsi="Times New Roman" w:cs="Times New Roman"/>
           <w:color w:val="000000" w:themeColor="text1"/>
         </w:rPr>
-        <w:t xml:space="preserve">Activity 1: Supplemental Readings is in the </w:t>
-      </w:r>
-      <w:proofErr w:type="spellStart"/>
-      <w:r>
-        <w:rPr>
-          <w:rFonts w:ascii="Times New Roman" w:eastAsia="Times New Roman" w:hAnsi="Times New Roman" w:cs="Times New Roman"/>
-          <w:color w:val="000000" w:themeColor="text1"/>
-        </w:rPr>
-        <w:t>ebook</w:t>
-      </w:r>
-      <w:proofErr w:type="spellEnd"/>
-      <w:r>
-        <w:rPr>
-          <w:rFonts w:ascii="Times New Roman" w:eastAsia="Times New Roman" w:hAnsi="Times New Roman" w:cs="Times New Roman"/>
-          <w:color w:val="000000" w:themeColor="text1"/>
-        </w:rPr>
-        <w:t>. We encourage you to read each of the supplemental readings and be prepared to be tested on them.</w:t>
+        <w:t>Activity 1: Supplemental Readings is in the ebook. We encourage you to read each of the supplemental readings and be prepared to be tested on them.</w:t>
       </w:r>
     </w:p>
     <w:p>
@@ -306,17 +242,7 @@
           <w:bCs/>
           <w:color w:val="000000"/>
         </w:rPr>
-        <w:t>\</w:t>
-      </w:r>
-      <w:proofErr w:type="spellStart"/>
-      <w:r>
-        <w:rPr>
-          <w:rFonts w:ascii="Times New Roman" w:hAnsi="Times New Roman" w:cs="Times New Roman"/>
-          <w:b/>
-          <w:bCs/>
-          <w:color w:val="000000"/>
-        </w:rPr>
-        <w:t>qq</w:t>
+        <w:t>\qq</w:t>
       </w:r>
       <w:r>
         <w:rPr>
@@ -325,9 +251,8 @@
           <w:bCs/>
           <w:color w:val="000000"/>
         </w:rPr>
-        <w:t>BEGIN</w:t>
-      </w:r>
-      <w:proofErr w:type="spellEnd"/>
+        <w:t xml:space="preserve">BEGIN downloadable content. Button name: </w:t>
+      </w:r>
       <w:r>
         <w:rPr>
           <w:rFonts w:ascii="Times New Roman" w:eastAsia="Times New Roman" w:hAnsi="Times New Roman" w:cs="Times New Roman"/>
@@ -335,19 +260,104 @@
           <w:bCs/>
           <w:color w:val="000000"/>
         </w:rPr>
-        <w:t xml:space="preserve"> downloadable content. Button name: </w:t>
-      </w:r>
-      <w:proofErr w:type="spellStart"/>
-      <w:r>
+        <w:t>Presimulation Activity 2: Clinical Observations and Assessments</w:t>
+      </w:r>
+    </w:p>
+    <w:p>
+      <w:pPr>
+        <w:spacing w:line="480" w:lineRule="auto"/>
+        <w:rPr>
+          <w:rFonts w:ascii="Times New Roman" w:hAnsi="Times New Roman" w:cs="Times New Roman"/>
+          <w:color w:val="000000"/>
+        </w:rPr>
+      </w:pPr>
+      <w:r>
+        <w:rPr>
+          <w:rFonts w:ascii="Times New Roman" w:hAnsi="Times New Roman" w:cs="Times New Roman"/>
+          <w:color w:val="000000"/>
+        </w:rPr>
+        <w:t>&lt;title&gt;Presimulation Activity</w:t>
+      </w:r>
+      <w:r>
+        <w:rPr>
+          <w:rFonts w:ascii="Times New Roman" w:hAnsi="Times New Roman" w:cs="Times New Roman"/>
+          <w:color w:val="000000"/>
+        </w:rPr>
+        <w:t xml:space="preserve"> 2: </w:t>
+      </w:r>
+      <w:r>
+        <w:rPr>
+          <w:rFonts w:ascii="Times New Roman" w:hAnsi="Times New Roman" w:cs="Times New Roman"/>
+          <w:color w:val="000000"/>
+        </w:rPr>
+        <w:t>Clinical Observations and Assessments</w:t>
+      </w:r>
+    </w:p>
+    <w:p>
+      <w:pPr>
+        <w:spacing w:line="480" w:lineRule="auto"/>
+        <w:rPr>
+          <w:rFonts w:ascii="Times New Roman" w:hAnsi="Times New Roman" w:cs="Times New Roman"/>
+          <w:color w:val="000000"/>
+        </w:rPr>
+      </w:pPr>
+      <w:r>
+        <w:rPr>
+          <w:rFonts w:ascii="Times New Roman" w:hAnsi="Times New Roman" w:cs="Times New Roman"/>
+          <w:color w:val="000000"/>
+        </w:rPr>
+        <w:t>Using any resource, find at least five signs, symptoms, or tests and measures for each of the abdominal injuries for the liver, spleen, appendix, and kidneys.</w:t>
+      </w:r>
+    </w:p>
+    <w:p>
+      <w:pPr>
+        <w:spacing w:line="480" w:lineRule="auto"/>
+        <w:rPr>
+          <w:rFonts w:ascii="Times New Roman" w:hAnsi="Times New Roman" w:cs="Times New Roman"/>
+          <w:b/>
+          <w:bCs/>
+          <w:color w:val="000000"/>
+        </w:rPr>
+      </w:pPr>
+      <w:r>
+        <w:rPr>
+          <w:rFonts w:ascii="Times New Roman" w:hAnsi="Times New Roman" w:cs="Times New Roman"/>
+          <w:b/>
+          <w:bCs/>
+          <w:color w:val="000000"/>
+        </w:rPr>
+        <w:lastRenderedPageBreak/>
+        <w:t>\qqEND downloadable content\</w:t>
+      </w:r>
+    </w:p>
+    <w:p>
+      <w:pPr>
+        <w:spacing w:line="480" w:lineRule="auto"/>
+        <w:rPr>
+          <w:rFonts w:ascii="Times New Roman" w:hAnsi="Times New Roman" w:cs="Times New Roman"/>
+          <w:color w:val="000000"/>
+        </w:rPr>
+      </w:pPr>
+    </w:p>
+    <w:p>
+      <w:pPr>
+        <w:spacing w:line="480" w:lineRule="auto"/>
         <w:rPr>
           <w:rFonts w:ascii="Times New Roman" w:eastAsia="Times New Roman" w:hAnsi="Times New Roman" w:cs="Times New Roman"/>
           <w:b/>
           <w:bCs/>
           <w:color w:val="000000"/>
         </w:rPr>
-        <w:t>Presimulation</w:t>
-      </w:r>
-      <w:proofErr w:type="spellEnd"/>
+      </w:pPr>
+      <w:r>
+        <w:rPr>
+          <w:rFonts w:ascii="Times New Roman" w:hAnsi="Times New Roman" w:cs="Times New Roman"/>
+          <w:b/>
+          <w:bCs/>
+          <w:color w:val="000000"/>
+        </w:rPr>
+        <w:t>\qq</w:t>
+      </w:r>
       <w:r>
         <w:rPr>
           <w:rFonts w:ascii="Times New Roman" w:eastAsia="Times New Roman" w:hAnsi="Times New Roman" w:cs="Times New Roman"/>
@@ -355,141 +365,95 @@
           <w:bCs/>
           <w:color w:val="000000"/>
         </w:rPr>
-        <w:t xml:space="preserve"> Activity 2: Clinical Observations and Assessments</w:t>
-      </w:r>
-    </w:p>
-    <w:p>
-      <w:pPr>
-        <w:spacing w:line="480" w:lineRule="auto"/>
-        <w:rPr>
-          <w:rFonts w:ascii="Times New Roman" w:hAnsi="Times New Roman" w:cs="Times New Roman"/>
-          <w:color w:val="000000"/>
-        </w:rPr>
-      </w:pPr>
-      <w:r>
-        <w:rPr>
-          <w:rFonts w:ascii="Times New Roman" w:hAnsi="Times New Roman" w:cs="Times New Roman"/>
-          <w:color w:val="000000"/>
-        </w:rPr>
-        <w:t>&lt;title&gt;</w:t>
-      </w:r>
-      <w:proofErr w:type="spellStart"/>
-      <w:r>
-        <w:rPr>
-          <w:rFonts w:ascii="Times New Roman" w:hAnsi="Times New Roman" w:cs="Times New Roman"/>
-          <w:color w:val="000000"/>
-        </w:rPr>
-        <w:t>Presimulation</w:t>
-      </w:r>
-      <w:proofErr w:type="spellEnd"/>
-      <w:r>
-        <w:rPr>
-          <w:rFonts w:ascii="Times New Roman" w:hAnsi="Times New Roman" w:cs="Times New Roman"/>
-          <w:color w:val="000000"/>
-        </w:rPr>
-        <w:t xml:space="preserve"> Activity</w:t>
-      </w:r>
-      <w:r>
-        <w:rPr>
-          <w:rFonts w:ascii="Times New Roman" w:hAnsi="Times New Roman" w:cs="Times New Roman"/>
-          <w:color w:val="000000"/>
-        </w:rPr>
-        <w:t xml:space="preserve"> 2: </w:t>
-      </w:r>
-      <w:r>
-        <w:rPr>
-          <w:rFonts w:ascii="Times New Roman" w:hAnsi="Times New Roman" w:cs="Times New Roman"/>
-          <w:color w:val="000000"/>
-        </w:rPr>
-        <w:t>Clinical Observations and Assessments</w:t>
-      </w:r>
-    </w:p>
-    <w:p>
-      <w:pPr>
-        <w:spacing w:line="480" w:lineRule="auto"/>
-        <w:rPr>
-          <w:rFonts w:ascii="Times New Roman" w:hAnsi="Times New Roman" w:cs="Times New Roman"/>
-          <w:color w:val="000000"/>
-        </w:rPr>
-      </w:pPr>
-      <w:r>
-        <w:rPr>
-          <w:rFonts w:ascii="Times New Roman" w:hAnsi="Times New Roman" w:cs="Times New Roman"/>
-          <w:color w:val="000000"/>
-        </w:rPr>
-        <w:t>Using any resource, find at least five signs, symptoms, or tests and measures for each of the abdominal injuries for the liver, spleen, appendix, and kidneys.</w:t>
-      </w:r>
-    </w:p>
-    <w:p>
-      <w:pPr>
-        <w:spacing w:line="480" w:lineRule="auto"/>
-        <w:rPr>
-          <w:rFonts w:ascii="Times New Roman" w:hAnsi="Times New Roman" w:cs="Times New Roman"/>
-          <w:b/>
-          <w:bCs/>
-          <w:color w:val="000000"/>
-        </w:rPr>
-      </w:pPr>
-      <w:r>
-        <w:rPr>
-          <w:rFonts w:ascii="Times New Roman" w:hAnsi="Times New Roman" w:cs="Times New Roman"/>
-          <w:b/>
-          <w:bCs/>
-          <w:color w:val="000000"/>
-        </w:rPr>
-        <w:lastRenderedPageBreak/>
-        <w:t>\</w:t>
-      </w:r>
-      <w:proofErr w:type="spellStart"/>
-      <w:r>
-        <w:rPr>
-          <w:rFonts w:ascii="Times New Roman" w:hAnsi="Times New Roman" w:cs="Times New Roman"/>
-          <w:b/>
-          <w:bCs/>
-          <w:color w:val="000000"/>
-        </w:rPr>
-        <w:t>qqEND</w:t>
-      </w:r>
-      <w:proofErr w:type="spellEnd"/>
-      <w:r>
-        <w:rPr>
-          <w:rFonts w:ascii="Times New Roman" w:hAnsi="Times New Roman" w:cs="Times New Roman"/>
-          <w:b/>
-          <w:bCs/>
-          <w:color w:val="000000"/>
-        </w:rPr>
-        <w:t xml:space="preserve"> downloadable content\</w:t>
-      </w:r>
-    </w:p>
-    <w:p>
-      <w:pPr>
-        <w:spacing w:line="480" w:lineRule="auto"/>
-        <w:rPr>
-          <w:rFonts w:ascii="Times New Roman" w:hAnsi="Times New Roman" w:cs="Times New Roman"/>
-          <w:color w:val="000000"/>
-        </w:rPr>
-      </w:pPr>
-    </w:p>
-    <w:p>
-      <w:pPr>
-        <w:spacing w:line="480" w:lineRule="auto"/>
+        <w:t xml:space="preserve">BEGIN downloadable content. Button name: </w:t>
+      </w:r>
+      <w:r>
         <w:rPr>
           <w:rFonts w:ascii="Times New Roman" w:eastAsia="Times New Roman" w:hAnsi="Times New Roman" w:cs="Times New Roman"/>
           <w:b/>
           <w:bCs/>
           <w:color w:val="000000"/>
         </w:rPr>
-      </w:pPr>
-      <w:r>
+        <w:t>Presimulation Activity 3: Anatomy Labeling</w:t>
+      </w:r>
+    </w:p>
+    <w:p>
+      <w:pPr>
+        <w:spacing w:line="480" w:lineRule="auto"/>
+        <w:rPr>
+          <w:rFonts w:ascii="Times New Roman" w:hAnsi="Times New Roman" w:cs="Times New Roman"/>
+          <w:color w:val="000000"/>
+        </w:rPr>
+      </w:pPr>
+      <w:r>
+        <w:rPr>
+          <w:rFonts w:ascii="Times New Roman" w:hAnsi="Times New Roman" w:cs="Times New Roman"/>
+          <w:color w:val="000000"/>
+        </w:rPr>
+        <w:t>&lt;title&gt;Presimulation Activity</w:t>
+      </w:r>
+      <w:r>
+        <w:rPr>
+          <w:rFonts w:ascii="Times New Roman" w:hAnsi="Times New Roman" w:cs="Times New Roman"/>
+          <w:color w:val="000000"/>
+        </w:rPr>
+        <w:t xml:space="preserve"> </w:t>
+      </w:r>
+      <w:r>
+        <w:rPr>
+          <w:rFonts w:ascii="Times New Roman" w:hAnsi="Times New Roman" w:cs="Times New Roman"/>
+          <w:color w:val="000000"/>
+        </w:rPr>
+        <w:t>3</w:t>
+      </w:r>
+      <w:r>
+        <w:rPr>
+          <w:rFonts w:ascii="Times New Roman" w:hAnsi="Times New Roman" w:cs="Times New Roman"/>
+          <w:color w:val="000000"/>
+        </w:rPr>
+        <w:t>: Anatomy Label</w:t>
+      </w:r>
+      <w:r>
+        <w:rPr>
+          <w:rFonts w:ascii="Times New Roman" w:hAnsi="Times New Roman" w:cs="Times New Roman"/>
+          <w:color w:val="000000"/>
+        </w:rPr>
+        <w:t>ing</w:t>
+      </w:r>
+    </w:p>
+    <w:p>
+      <w:pPr>
+        <w:spacing w:line="480" w:lineRule="auto"/>
+        <w:rPr>
+          <w:rFonts w:ascii="Times New Roman" w:hAnsi="Times New Roman" w:cs="Times New Roman"/>
+          <w:color w:val="000000"/>
+        </w:rPr>
+      </w:pPr>
+      <w:r>
+        <w:rPr>
+          <w:rFonts w:ascii="Times New Roman" w:hAnsi="Times New Roman" w:cs="Times New Roman"/>
+          <w:color w:val="000000"/>
+        </w:rPr>
+        <w:t xml:space="preserve">Label each </w:t>
+      </w:r>
+      <w:r>
+        <w:rPr>
+          <w:rFonts w:ascii="Times New Roman" w:hAnsi="Times New Roman" w:cs="Times New Roman"/>
+          <w:color w:val="000000"/>
+        </w:rPr>
+        <w:t>item.</w:t>
+      </w:r>
+    </w:p>
+    <w:p>
+      <w:pPr>
+        <w:spacing w:line="480" w:lineRule="auto"/>
         <w:rPr>
           <w:rFonts w:ascii="Times New Roman" w:hAnsi="Times New Roman" w:cs="Times New Roman"/>
           <w:b/>
           <w:bCs/>
           <w:color w:val="000000"/>
         </w:rPr>
-        <w:t>\</w:t>
-      </w:r>
-      <w:proofErr w:type="spellStart"/>
+      </w:pPr>
       <w:r>
         <w:rPr>
           <w:rFonts w:ascii="Times New Roman" w:hAnsi="Times New Roman" w:cs="Times New Roman"/>
@@ -497,18 +461,218 @@
           <w:bCs/>
           <w:color w:val="000000"/>
         </w:rPr>
-        <w:t>qq</w:t>
-      </w:r>
-      <w:r>
+        <w:t>\qq</w:t>
+      </w:r>
+      <w:r>
+        <w:rPr>
+          <w:rFonts w:ascii="Times New Roman" w:hAnsi="Times New Roman" w:cs="Times New Roman"/>
+          <w:b/>
+          <w:bCs/>
+          <w:color w:val="000000"/>
+        </w:rPr>
+        <w:t>INSERT</w:t>
+      </w:r>
+      <w:r>
+        <w:rPr>
+          <w:rFonts w:ascii="Times New Roman" w:hAnsi="Times New Roman" w:cs="Times New Roman"/>
+          <w:b/>
+          <w:bCs/>
+          <w:color w:val="000000"/>
+        </w:rPr>
+        <w:t xml:space="preserve"> </w:t>
+      </w:r>
+      <w:r>
+        <w:rPr>
+          <w:rFonts w:ascii="Times New Roman" w:hAnsi="Times New Roman" w:cs="Times New Roman"/>
+          <w:b/>
+          <w:bCs/>
+          <w:color w:val="000000"/>
+        </w:rPr>
+        <w:t>\\pubfile\PubActive\Production - Print and Ebook\E9000\E9800\E9814_Larson\Project Elements\Art\</w:t>
+      </w:r>
+      <w:r>
+        <w:rPr>
+          <w:rFonts w:ascii="Times New Roman" w:hAnsi="Times New Roman" w:cs="Times New Roman"/>
+          <w:b/>
+          <w:bCs/>
+          <w:color w:val="000000"/>
+        </w:rPr>
+        <w:t>E9814_759748.ai</w:t>
+      </w:r>
+    </w:p>
+    <w:p>
+      <w:pPr>
+        <w:spacing w:line="480" w:lineRule="auto"/>
+        <w:rPr>
+          <w:rFonts w:ascii="Times New Roman" w:hAnsi="Times New Roman" w:cs="Times New Roman"/>
+          <w:color w:val="000000"/>
+        </w:rPr>
+      </w:pPr>
+      <w:r>
+        <w:rPr>
+          <w:rFonts w:ascii="Times New Roman" w:hAnsi="Times New Roman" w:cs="Times New Roman"/>
+          <w:color w:val="000000"/>
+        </w:rPr>
+        <w:t>Figure 8.1 Abdominal cavity.</w:t>
+      </w:r>
+    </w:p>
+    <w:p>
+      <w:pPr>
+        <w:spacing w:line="480" w:lineRule="auto"/>
+        <w:rPr>
+          <w:rFonts w:ascii="Times New Roman" w:hAnsi="Times New Roman" w:cs="Times New Roman"/>
+          <w:color w:val="000000"/>
+          <w:sz w:val="20"/>
+          <w:szCs w:val="20"/>
+        </w:rPr>
+      </w:pPr>
+      <w:commentRangeStart w:id="1"/>
+      <w:r>
+        <w:rPr>
+          <w:rFonts w:ascii="Times New Roman" w:hAnsi="Times New Roman" w:cs="Times New Roman"/>
+          <w:color w:val="000000"/>
+          <w:sz w:val="20"/>
+          <w:szCs w:val="20"/>
+        </w:rPr>
+        <w:t xml:space="preserve">Adapted by permission from M.J. Flegel, </w:t>
+      </w:r>
+      <w:r>
+        <w:rPr>
+          <w:rFonts w:ascii="Times New Roman" w:hAnsi="Times New Roman" w:cs="Times New Roman"/>
+          <w:i/>
+          <w:iCs/>
+          <w:color w:val="000000"/>
+          <w:sz w:val="20"/>
+          <w:szCs w:val="20"/>
+        </w:rPr>
+        <w:t>Sport First Aid</w:t>
+      </w:r>
+      <w:r>
+        <w:rPr>
+          <w:rFonts w:ascii="Times New Roman" w:hAnsi="Times New Roman" w:cs="Times New Roman"/>
+          <w:color w:val="000000"/>
+          <w:sz w:val="20"/>
+          <w:szCs w:val="20"/>
+        </w:rPr>
+        <w:t>, 3rd ed. (Human Kinetics, 2004).</w:t>
+      </w:r>
+      <w:commentRangeEnd w:id="1"/>
+      <w:r>
+        <w:rPr>
+          <w:rStyle w:val="CommentReference"/>
+          <w:rFonts w:ascii="Times New Roman" w:hAnsi="Times New Roman" w:cs="Times New Roman"/>
+          <w:color w:val="000000"/>
+          <w:sz w:val="20"/>
+          <w:szCs w:val="20"/>
+        </w:rPr>
+        <w:commentReference w:id="1"/>
+      </w:r>
+    </w:p>
+    <w:p>
+      <w:pPr>
+        <w:spacing w:line="480" w:lineRule="auto"/>
+        <w:rPr>
+          <w:rFonts w:ascii="Times New Roman" w:hAnsi="Times New Roman" w:cs="Times New Roman"/>
+          <w:b/>
+          <w:bCs/>
+          <w:color w:val="000000"/>
+        </w:rPr>
+      </w:pPr>
+      <w:r>
+        <w:rPr>
+          <w:rFonts w:ascii="Times New Roman" w:hAnsi="Times New Roman" w:cs="Times New Roman"/>
+          <w:b/>
+          <w:bCs/>
+          <w:color w:val="000000"/>
+        </w:rPr>
+        <w:t>\qqEND downloadable content\</w:t>
+      </w:r>
+    </w:p>
+    <w:p>
+      <w:pPr>
+        <w:spacing w:line="480" w:lineRule="auto"/>
+        <w:rPr>
+          <w:rFonts w:ascii="Times New Roman" w:hAnsi="Times New Roman" w:cs="Times New Roman"/>
+          <w:color w:val="000000"/>
+        </w:rPr>
+      </w:pPr>
+    </w:p>
+    <w:p>
+      <w:pPr>
+        <w:spacing w:line="480" w:lineRule="auto"/>
+        <w:rPr>
+          <w:rFonts w:ascii="Times New Roman" w:hAnsi="Times New Roman" w:cs="Times New Roman"/>
+          <w:color w:val="000000"/>
+        </w:rPr>
+      </w:pPr>
+      <w:r>
+        <w:rPr>
+          <w:rFonts w:ascii="Times New Roman" w:hAnsi="Times New Roman" w:cs="Times New Roman"/>
+          <w:color w:val="000000"/>
+        </w:rPr>
+        <w:t xml:space="preserve">&lt;a&gt;Postsimulation </w:t>
+      </w:r>
+      <w:r>
+        <w:rPr>
+          <w:rFonts w:ascii="Times New Roman" w:hAnsi="Times New Roman" w:cs="Times New Roman"/>
+          <w:color w:val="000000"/>
+        </w:rPr>
+        <w:t>A</w:t>
+      </w:r>
+      <w:r>
+        <w:rPr>
+          <w:rFonts w:ascii="Times New Roman" w:hAnsi="Times New Roman" w:cs="Times New Roman"/>
+          <w:color w:val="000000"/>
+        </w:rPr>
+        <w:t>ctivities</w:t>
+      </w:r>
+    </w:p>
+    <w:p>
+      <w:pPr>
+        <w:spacing w:line="480" w:lineRule="auto"/>
+        <w:rPr>
+          <w:rFonts w:ascii="Times New Roman" w:eastAsia="Times New Roman" w:hAnsi="Times New Roman" w:cs="Times New Roman"/>
+          <w:color w:val="000000"/>
+        </w:rPr>
+      </w:pPr>
+      <w:bookmarkStart w:id="2" w:name="_Hlk213409234"/>
+      <w:r>
+        <w:rPr>
+          <w:rFonts w:ascii="Times New Roman" w:eastAsia="Times New Roman" w:hAnsi="Times New Roman" w:cs="Times New Roman"/>
+          <w:color w:val="000000"/>
+        </w:rPr>
+        <w:t>These postsimulation activities are designed to enhance your learning from the simulation experience and your reflection on the experience. Your instructor may assign specific activities or all activities. Please speak to your instructor if you have questions.</w:t>
+      </w:r>
+    </w:p>
+    <w:bookmarkEnd w:id="2"/>
+    <w:p>
+      <w:pPr>
+        <w:spacing w:line="480" w:lineRule="auto"/>
+        <w:rPr>
+          <w:rFonts w:ascii="Times New Roman" w:hAnsi="Times New Roman" w:cs="Times New Roman"/>
+          <w:color w:val="000000"/>
+        </w:rPr>
+      </w:pPr>
+    </w:p>
+    <w:p>
+      <w:pPr>
+        <w:spacing w:line="480" w:lineRule="auto"/>
         <w:rPr>
           <w:rFonts w:ascii="Times New Roman" w:eastAsia="Times New Roman" w:hAnsi="Times New Roman" w:cs="Times New Roman"/>
           <w:b/>
           <w:bCs/>
           <w:color w:val="000000"/>
         </w:rPr>
-        <w:t>BEGIN</w:t>
-      </w:r>
-      <w:proofErr w:type="spellEnd"/>
+      </w:pPr>
+      <w:r>
+        <w:rPr>
+          <w:rFonts w:ascii="Times New Roman" w:hAnsi="Times New Roman" w:cs="Times New Roman"/>
+          <w:b/>
+          <w:bCs/>
+          <w:color w:val="000000"/>
+        </w:rPr>
+        <w:t>\qq</w:t>
+      </w:r>
       <w:r>
         <w:rPr>
           <w:rFonts w:ascii="Times New Roman" w:eastAsia="Times New Roman" w:hAnsi="Times New Roman" w:cs="Times New Roman"/>
@@ -516,9 +680,8 @@
           <w:bCs/>
           <w:color w:val="000000"/>
         </w:rPr>
-        <w:t xml:space="preserve"> downloadable content. Button name: </w:t>
-      </w:r>
-      <w:proofErr w:type="spellStart"/>
+        <w:t xml:space="preserve">BEGIN downloadable content. Button name: </w:t>
+      </w:r>
       <w:r>
         <w:rPr>
           <w:rFonts w:ascii="Times New Roman" w:eastAsia="Times New Roman" w:hAnsi="Times New Roman" w:cs="Times New Roman"/>
@@ -526,371 +689,158 @@
           <w:bCs/>
           <w:color w:val="000000"/>
         </w:rPr>
-        <w:t>Presimulation</w:t>
-      </w:r>
-      <w:proofErr w:type="spellEnd"/>
-      <w:r>
+        <w:t>Postsimulation Activity 1: Pertinent Negatives</w:t>
+      </w:r>
+    </w:p>
+    <w:p>
+      <w:pPr>
+        <w:spacing w:line="480" w:lineRule="auto"/>
+        <w:rPr>
+          <w:rFonts w:ascii="Times New Roman" w:hAnsi="Times New Roman" w:cs="Times New Roman"/>
+          <w:color w:val="000000"/>
+        </w:rPr>
+      </w:pPr>
+      <w:r>
+        <w:rPr>
+          <w:rFonts w:ascii="Times New Roman" w:hAnsi="Times New Roman" w:cs="Times New Roman"/>
+          <w:color w:val="000000"/>
+        </w:rPr>
+        <w:t>&lt;title&gt;</w:t>
+      </w:r>
+      <w:r>
+        <w:rPr>
+          <w:rFonts w:ascii="Times New Roman" w:hAnsi="Times New Roman" w:cs="Times New Roman"/>
+          <w:color w:val="000000"/>
+        </w:rPr>
+        <w:t xml:space="preserve">Postsimulation </w:t>
+      </w:r>
+      <w:r>
+        <w:rPr>
+          <w:rFonts w:ascii="Times New Roman" w:hAnsi="Times New Roman" w:cs="Times New Roman"/>
+          <w:color w:val="000000"/>
+        </w:rPr>
+        <w:t>Activity 1</w:t>
+      </w:r>
+      <w:r>
+        <w:rPr>
+          <w:rFonts w:ascii="Times New Roman" w:hAnsi="Times New Roman" w:cs="Times New Roman"/>
+          <w:color w:val="000000"/>
+        </w:rPr>
+        <w:t>:</w:t>
+      </w:r>
+      <w:r>
+        <w:rPr>
+          <w:rFonts w:ascii="Times New Roman" w:hAnsi="Times New Roman" w:cs="Times New Roman"/>
+          <w:color w:val="000000"/>
+        </w:rPr>
+        <w:t xml:space="preserve"> </w:t>
+      </w:r>
+      <w:r>
+        <w:rPr>
+          <w:rFonts w:ascii="Times New Roman" w:hAnsi="Times New Roman" w:cs="Times New Roman"/>
+          <w:color w:val="000000"/>
+        </w:rPr>
+        <w:t>Pertinent Negatives</w:t>
+      </w:r>
+    </w:p>
+    <w:p>
+      <w:pPr>
+        <w:spacing w:line="480" w:lineRule="auto"/>
+        <w:rPr>
+          <w:rFonts w:ascii="Times New Roman" w:hAnsi="Times New Roman" w:cs="Times New Roman"/>
+          <w:color w:val="000000"/>
+        </w:rPr>
+      </w:pPr>
+      <w:r>
+        <w:rPr>
+          <w:rFonts w:ascii="Times New Roman" w:hAnsi="Times New Roman" w:cs="Times New Roman"/>
+          <w:color w:val="000000"/>
+        </w:rPr>
+        <w:t>Create a list of two or three pertinent negatives for at least three of the abdominal organs from the following list: abdominal contusion, splenic injury, liver injury, renal injury, intestinal injury, pancreatic injury, appendicitis, testicular torsion.</w:t>
+      </w:r>
+    </w:p>
+    <w:p>
+      <w:pPr>
+        <w:spacing w:line="480" w:lineRule="auto"/>
+        <w:rPr>
+          <w:rFonts w:ascii="Times New Roman" w:hAnsi="Times New Roman" w:cs="Times New Roman"/>
+          <w:color w:val="000000"/>
+        </w:rPr>
+      </w:pPr>
+    </w:p>
+    <w:p>
+      <w:pPr>
+        <w:spacing w:line="480" w:lineRule="auto"/>
+        <w:rPr>
+          <w:rFonts w:ascii="Times New Roman" w:hAnsi="Times New Roman" w:cs="Times New Roman"/>
+          <w:color w:val="000000"/>
+        </w:rPr>
+      </w:pPr>
+      <w:r>
+        <w:rPr>
+          <w:rFonts w:ascii="Times New Roman" w:hAnsi="Times New Roman" w:cs="Times New Roman"/>
+          <w:color w:val="000000"/>
+        </w:rPr>
+        <w:lastRenderedPageBreak/>
+        <w:t>A pertinent negative is something a provider expects to find with the particular condition, complaint, or injury, but it does not exist for this patient. Pertinent negatives are usually a group of signs or symptoms that taken together suggest that the injury or the condition is not likely present. While not definitive, it suggests that other conditions or injuries should be considered. Using a heart attack as an example, a few pertinent negative patterns might include no chest pain, no elevated heart rate or blood pressure, no increased pain or difficulty during activity, and no dyspnea.</w:t>
+      </w:r>
+    </w:p>
+    <w:p>
+      <w:pPr>
+        <w:spacing w:line="480" w:lineRule="auto"/>
+        <w:rPr>
+          <w:rFonts w:ascii="Times New Roman" w:hAnsi="Times New Roman" w:cs="Times New Roman"/>
+          <w:b/>
+          <w:bCs/>
+          <w:color w:val="000000"/>
+        </w:rPr>
+      </w:pPr>
+      <w:r>
+        <w:rPr>
+          <w:rFonts w:ascii="Times New Roman" w:hAnsi="Times New Roman" w:cs="Times New Roman"/>
+          <w:b/>
+          <w:bCs/>
+          <w:color w:val="000000"/>
+        </w:rPr>
+        <w:t>\qqEND downloadable content\</w:t>
+      </w:r>
+    </w:p>
+    <w:p>
+      <w:pPr>
+        <w:spacing w:line="480" w:lineRule="auto"/>
+        <w:rPr>
+          <w:rFonts w:ascii="Times New Roman" w:hAnsi="Times New Roman" w:cs="Times New Roman"/>
+          <w:color w:val="000000"/>
+        </w:rPr>
+      </w:pPr>
+    </w:p>
+    <w:p>
+      <w:pPr>
+        <w:spacing w:line="480" w:lineRule="auto"/>
         <w:rPr>
           <w:rFonts w:ascii="Times New Roman" w:eastAsia="Times New Roman" w:hAnsi="Times New Roman" w:cs="Times New Roman"/>
           <w:b/>
           <w:bCs/>
           <w:color w:val="000000"/>
         </w:rPr>
-        <w:t xml:space="preserve"> Activity 3: Anatomy Labeling</w:t>
-      </w:r>
-    </w:p>
-    <w:p>
-      <w:pPr>
-        <w:spacing w:line="480" w:lineRule="auto"/>
-        <w:rPr>
-          <w:rFonts w:ascii="Times New Roman" w:hAnsi="Times New Roman" w:cs="Times New Roman"/>
-          <w:color w:val="000000"/>
-        </w:rPr>
-      </w:pPr>
-      <w:r>
-        <w:rPr>
-          <w:rFonts w:ascii="Times New Roman" w:hAnsi="Times New Roman" w:cs="Times New Roman"/>
-          <w:color w:val="000000"/>
-        </w:rPr>
-        <w:t>&lt;title&gt;</w:t>
-      </w:r>
-      <w:proofErr w:type="spellStart"/>
-      <w:r>
-        <w:rPr>
-          <w:rFonts w:ascii="Times New Roman" w:hAnsi="Times New Roman" w:cs="Times New Roman"/>
-          <w:color w:val="000000"/>
-        </w:rPr>
-        <w:t>Presimulation</w:t>
-      </w:r>
-      <w:proofErr w:type="spellEnd"/>
-      <w:r>
-        <w:rPr>
-          <w:rFonts w:ascii="Times New Roman" w:hAnsi="Times New Roman" w:cs="Times New Roman"/>
-          <w:color w:val="000000"/>
-        </w:rPr>
-        <w:t xml:space="preserve"> Activity</w:t>
-      </w:r>
-      <w:r>
-        <w:rPr>
-          <w:rFonts w:ascii="Times New Roman" w:hAnsi="Times New Roman" w:cs="Times New Roman"/>
-          <w:color w:val="000000"/>
-        </w:rPr>
-        <w:t xml:space="preserve"> </w:t>
-      </w:r>
-      <w:r>
-        <w:rPr>
-          <w:rFonts w:ascii="Times New Roman" w:hAnsi="Times New Roman" w:cs="Times New Roman"/>
-          <w:color w:val="000000"/>
-        </w:rPr>
-        <w:t>3</w:t>
-      </w:r>
-      <w:r>
-        <w:rPr>
-          <w:rFonts w:ascii="Times New Roman" w:hAnsi="Times New Roman" w:cs="Times New Roman"/>
-          <w:color w:val="000000"/>
-        </w:rPr>
-        <w:t>: Anatomy Label</w:t>
-      </w:r>
-      <w:r>
-        <w:rPr>
-          <w:rFonts w:ascii="Times New Roman" w:hAnsi="Times New Roman" w:cs="Times New Roman"/>
-          <w:color w:val="000000"/>
-        </w:rPr>
-        <w:t>ing</w:t>
-      </w:r>
-    </w:p>
-    <w:p>
-      <w:pPr>
-        <w:spacing w:line="480" w:lineRule="auto"/>
-        <w:rPr>
-          <w:rFonts w:ascii="Times New Roman" w:hAnsi="Times New Roman" w:cs="Times New Roman"/>
-          <w:color w:val="000000"/>
-        </w:rPr>
-      </w:pPr>
-      <w:r>
-        <w:rPr>
-          <w:rFonts w:ascii="Times New Roman" w:hAnsi="Times New Roman" w:cs="Times New Roman"/>
-          <w:color w:val="000000"/>
-        </w:rPr>
-        <w:t xml:space="preserve">Label each </w:t>
-      </w:r>
-      <w:r>
-        <w:rPr>
-          <w:rFonts w:ascii="Times New Roman" w:hAnsi="Times New Roman" w:cs="Times New Roman"/>
-          <w:color w:val="000000"/>
-        </w:rPr>
-        <w:t>item.</w:t>
-      </w:r>
-    </w:p>
-    <w:p>
-      <w:pPr>
-        <w:spacing w:line="480" w:lineRule="auto"/>
+      </w:pPr>
+      <w:r>
         <w:rPr>
           <w:rFonts w:ascii="Times New Roman" w:hAnsi="Times New Roman" w:cs="Times New Roman"/>
           <w:b/>
           <w:bCs/>
           <w:color w:val="000000"/>
         </w:rPr>
-      </w:pPr>
-      <w:r>
-        <w:rPr>
-          <w:rFonts w:ascii="Times New Roman" w:hAnsi="Times New Roman" w:cs="Times New Roman"/>
-          <w:b/>
-          <w:bCs/>
-          <w:color w:val="000000"/>
-        </w:rPr>
-        <w:t>\</w:t>
-      </w:r>
-      <w:proofErr w:type="spellStart"/>
-      <w:r>
-        <w:rPr>
-          <w:rFonts w:ascii="Times New Roman" w:hAnsi="Times New Roman" w:cs="Times New Roman"/>
-          <w:b/>
-          <w:bCs/>
-          <w:color w:val="000000"/>
-        </w:rPr>
-        <w:t>qq</w:t>
-      </w:r>
-      <w:r>
-        <w:rPr>
-          <w:rFonts w:ascii="Times New Roman" w:hAnsi="Times New Roman" w:cs="Times New Roman"/>
-          <w:b/>
-          <w:bCs/>
-          <w:color w:val="000000"/>
-        </w:rPr>
-        <w:t>INSERT</w:t>
-      </w:r>
-      <w:proofErr w:type="spellEnd"/>
-      <w:r>
-        <w:rPr>
-          <w:rFonts w:ascii="Times New Roman" w:hAnsi="Times New Roman" w:cs="Times New Roman"/>
-          <w:b/>
-          <w:bCs/>
-          <w:color w:val="000000"/>
-        </w:rPr>
-        <w:t xml:space="preserve"> </w:t>
-      </w:r>
-      <w:r>
-        <w:rPr>
-          <w:rFonts w:ascii="Times New Roman" w:hAnsi="Times New Roman" w:cs="Times New Roman"/>
-          <w:b/>
-          <w:bCs/>
-          <w:color w:val="000000"/>
-        </w:rPr>
-        <w:t xml:space="preserve">\\pubfile\PubActive\Production - Print and </w:t>
-      </w:r>
-      <w:proofErr w:type="spellStart"/>
-      <w:r>
-        <w:rPr>
-          <w:rFonts w:ascii="Times New Roman" w:hAnsi="Times New Roman" w:cs="Times New Roman"/>
-          <w:b/>
-          <w:bCs/>
-          <w:color w:val="000000"/>
-        </w:rPr>
-        <w:t>Ebook</w:t>
-      </w:r>
-      <w:proofErr w:type="spellEnd"/>
-      <w:r>
-        <w:rPr>
-          <w:rFonts w:ascii="Times New Roman" w:hAnsi="Times New Roman" w:cs="Times New Roman"/>
-          <w:b/>
-          <w:bCs/>
-          <w:color w:val="000000"/>
-        </w:rPr>
-        <w:t>\E9000\E9800\E9814_Larson\Project Elements\Art\</w:t>
-      </w:r>
-      <w:r>
-        <w:rPr>
-          <w:rFonts w:ascii="Times New Roman" w:hAnsi="Times New Roman" w:cs="Times New Roman"/>
-          <w:b/>
-          <w:bCs/>
-          <w:color w:val="000000"/>
-        </w:rPr>
-        <w:t>E9814_759748.ai</w:t>
-      </w:r>
-    </w:p>
-    <w:p>
-      <w:pPr>
-        <w:spacing w:line="480" w:lineRule="auto"/>
-        <w:rPr>
-          <w:rFonts w:ascii="Times New Roman" w:hAnsi="Times New Roman" w:cs="Times New Roman"/>
-          <w:color w:val="000000"/>
-        </w:rPr>
-      </w:pPr>
-      <w:r>
-        <w:rPr>
-          <w:rFonts w:ascii="Times New Roman" w:hAnsi="Times New Roman" w:cs="Times New Roman"/>
-          <w:color w:val="000000"/>
-        </w:rPr>
-        <w:t>Figure 8.1 Abdominal cavity.</w:t>
-      </w:r>
-    </w:p>
-    <w:p>
-      <w:pPr>
-        <w:spacing w:line="480" w:lineRule="auto"/>
-        <w:rPr>
-          <w:rFonts w:ascii="Times New Roman" w:hAnsi="Times New Roman" w:cs="Times New Roman"/>
-          <w:b/>
-          <w:bCs/>
-          <w:color w:val="000000"/>
-        </w:rPr>
-      </w:pPr>
-      <w:r>
-        <w:rPr>
-          <w:rFonts w:ascii="Times New Roman" w:hAnsi="Times New Roman" w:cs="Times New Roman"/>
-          <w:b/>
-          <w:bCs/>
-          <w:color w:val="000000"/>
-        </w:rPr>
-        <w:t>\</w:t>
-      </w:r>
-      <w:proofErr w:type="spellStart"/>
-      <w:r>
-        <w:rPr>
-          <w:rFonts w:ascii="Times New Roman" w:hAnsi="Times New Roman" w:cs="Times New Roman"/>
-          <w:b/>
-          <w:bCs/>
-          <w:color w:val="000000"/>
-        </w:rPr>
-        <w:t>qqEND</w:t>
-      </w:r>
-      <w:proofErr w:type="spellEnd"/>
-      <w:r>
-        <w:rPr>
-          <w:rFonts w:ascii="Times New Roman" w:hAnsi="Times New Roman" w:cs="Times New Roman"/>
-          <w:b/>
-          <w:bCs/>
-          <w:color w:val="000000"/>
-        </w:rPr>
-        <w:t xml:space="preserve"> downloadable content\</w:t>
-      </w:r>
-    </w:p>
-    <w:p>
-      <w:pPr>
-        <w:spacing w:line="480" w:lineRule="auto"/>
-        <w:rPr>
-          <w:rFonts w:ascii="Times New Roman" w:hAnsi="Times New Roman" w:cs="Times New Roman"/>
-          <w:color w:val="000000"/>
-        </w:rPr>
-      </w:pPr>
-    </w:p>
-    <w:p>
-      <w:pPr>
-        <w:spacing w:line="480" w:lineRule="auto"/>
-        <w:rPr>
-          <w:rFonts w:ascii="Times New Roman" w:hAnsi="Times New Roman" w:cs="Times New Roman"/>
-          <w:color w:val="000000"/>
-        </w:rPr>
-      </w:pPr>
-      <w:r>
-        <w:rPr>
-          <w:rFonts w:ascii="Times New Roman" w:hAnsi="Times New Roman" w:cs="Times New Roman"/>
-          <w:color w:val="000000"/>
-        </w:rPr>
-        <w:t>&lt;a&gt;</w:t>
-      </w:r>
-      <w:proofErr w:type="spellStart"/>
-      <w:r>
-        <w:rPr>
-          <w:rFonts w:ascii="Times New Roman" w:hAnsi="Times New Roman" w:cs="Times New Roman"/>
-          <w:color w:val="000000"/>
-        </w:rPr>
-        <w:t>Postsimulation</w:t>
-      </w:r>
-      <w:proofErr w:type="spellEnd"/>
-      <w:r>
-        <w:rPr>
-          <w:rFonts w:ascii="Times New Roman" w:hAnsi="Times New Roman" w:cs="Times New Roman"/>
-          <w:color w:val="000000"/>
-        </w:rPr>
-        <w:t xml:space="preserve"> </w:t>
-      </w:r>
-      <w:r>
-        <w:rPr>
-          <w:rFonts w:ascii="Times New Roman" w:hAnsi="Times New Roman" w:cs="Times New Roman"/>
-          <w:color w:val="000000"/>
-        </w:rPr>
-        <w:t>A</w:t>
-      </w:r>
-      <w:r>
-        <w:rPr>
-          <w:rFonts w:ascii="Times New Roman" w:hAnsi="Times New Roman" w:cs="Times New Roman"/>
-          <w:color w:val="000000"/>
-        </w:rPr>
-        <w:t>ctivities</w:t>
-      </w:r>
-    </w:p>
-    <w:p>
-      <w:pPr>
-        <w:spacing w:line="480" w:lineRule="auto"/>
-        <w:rPr>
-          <w:rFonts w:ascii="Times New Roman" w:eastAsia="Times New Roman" w:hAnsi="Times New Roman" w:cs="Times New Roman"/>
-          <w:color w:val="000000"/>
-        </w:rPr>
-      </w:pPr>
-      <w:bookmarkStart w:id="1" w:name="_Hlk213409234"/>
-      <w:r>
-        <w:rPr>
-          <w:rFonts w:ascii="Times New Roman" w:eastAsia="Times New Roman" w:hAnsi="Times New Roman" w:cs="Times New Roman"/>
-          <w:color w:val="000000"/>
-        </w:rPr>
-        <w:t xml:space="preserve">These </w:t>
-      </w:r>
-      <w:proofErr w:type="spellStart"/>
-      <w:r>
-        <w:rPr>
-          <w:rFonts w:ascii="Times New Roman" w:eastAsia="Times New Roman" w:hAnsi="Times New Roman" w:cs="Times New Roman"/>
-          <w:color w:val="000000"/>
-        </w:rPr>
-        <w:t>postsimulation</w:t>
-      </w:r>
-      <w:proofErr w:type="spellEnd"/>
-      <w:r>
-        <w:rPr>
-          <w:rFonts w:ascii="Times New Roman" w:eastAsia="Times New Roman" w:hAnsi="Times New Roman" w:cs="Times New Roman"/>
-          <w:color w:val="000000"/>
-        </w:rPr>
-        <w:t xml:space="preserve"> activities are designed to enhance your learning from the simulation experience and your reflection on the experience. Your instructor may assign specific activities or all activities. Please speak to your instructor if you have questions.</w:t>
-      </w:r>
-    </w:p>
-    <w:bookmarkEnd w:id="1"/>
-    <w:p>
-      <w:pPr>
-        <w:spacing w:line="480" w:lineRule="auto"/>
-        <w:rPr>
-          <w:rFonts w:ascii="Times New Roman" w:hAnsi="Times New Roman" w:cs="Times New Roman"/>
-          <w:color w:val="000000"/>
-        </w:rPr>
-      </w:pPr>
-    </w:p>
-    <w:p>
-      <w:pPr>
-        <w:spacing w:line="480" w:lineRule="auto"/>
+        <w:t>\qq</w:t>
+      </w:r>
+      <w:r>
         <w:rPr>
           <w:rFonts w:ascii="Times New Roman" w:eastAsia="Times New Roman" w:hAnsi="Times New Roman" w:cs="Times New Roman"/>
           <w:b/>
           <w:bCs/>
           <w:color w:val="000000"/>
         </w:rPr>
-      </w:pPr>
-      <w:r>
-        <w:rPr>
-          <w:rFonts w:ascii="Times New Roman" w:hAnsi="Times New Roman" w:cs="Times New Roman"/>
-          <w:b/>
-          <w:bCs/>
-          <w:color w:val="000000"/>
-        </w:rPr>
-        <w:t>\</w:t>
-      </w:r>
-      <w:proofErr w:type="spellStart"/>
-      <w:r>
-        <w:rPr>
-          <w:rFonts w:ascii="Times New Roman" w:hAnsi="Times New Roman" w:cs="Times New Roman"/>
-          <w:b/>
-          <w:bCs/>
-          <w:color w:val="000000"/>
-        </w:rPr>
-        <w:t>qq</w:t>
+        <w:t xml:space="preserve">BEGIN downloadable content. Button name: </w:t>
       </w:r>
       <w:r>
         <w:rPr>
@@ -899,283 +849,31 @@
           <w:bCs/>
           <w:color w:val="000000"/>
         </w:rPr>
-        <w:t>BEGIN</w:t>
-      </w:r>
-      <w:proofErr w:type="spellEnd"/>
-      <w:r>
+        <w:t>Postsimulation Activity 2: Reflection</w:t>
+      </w:r>
+    </w:p>
+    <w:p>
+      <w:pPr>
+        <w:spacing w:line="480" w:lineRule="auto"/>
         <w:rPr>
           <w:rFonts w:ascii="Times New Roman" w:eastAsia="Times New Roman" w:hAnsi="Times New Roman" w:cs="Times New Roman"/>
-          <w:b/>
-          <w:bCs/>
-          <w:color w:val="000000"/>
-        </w:rPr>
-        <w:t xml:space="preserve"> downloadable content. Button name: </w:t>
-      </w:r>
-      <w:proofErr w:type="spellStart"/>
+          <w:color w:val="000000"/>
+        </w:rPr>
+      </w:pPr>
       <w:r>
         <w:rPr>
           <w:rFonts w:ascii="Times New Roman" w:eastAsia="Times New Roman" w:hAnsi="Times New Roman" w:cs="Times New Roman"/>
-          <w:b/>
-          <w:bCs/>
+          <w:color w:val="000000"/>
+        </w:rPr>
+        <w:t>&lt;title&gt;</w:t>
+      </w:r>
+      <w:r>
+        <w:rPr>
+          <w:rFonts w:ascii="Times New Roman" w:hAnsi="Times New Roman" w:cs="Times New Roman"/>
           <w:color w:val="000000"/>
         </w:rPr>
         <w:t>Postsimulation</w:t>
       </w:r>
-      <w:proofErr w:type="spellEnd"/>
-      <w:r>
-        <w:rPr>
-          <w:rFonts w:ascii="Times New Roman" w:eastAsia="Times New Roman" w:hAnsi="Times New Roman" w:cs="Times New Roman"/>
-          <w:b/>
-          <w:bCs/>
-          <w:color w:val="000000"/>
-        </w:rPr>
-        <w:t xml:space="preserve"> Activity 1: Pertinent Negatives</w:t>
-      </w:r>
-    </w:p>
-    <w:p>
-      <w:pPr>
-        <w:spacing w:line="480" w:lineRule="auto"/>
-        <w:rPr>
-          <w:rFonts w:ascii="Times New Roman" w:hAnsi="Times New Roman" w:cs="Times New Roman"/>
-          <w:color w:val="000000"/>
-        </w:rPr>
-      </w:pPr>
-      <w:r>
-        <w:rPr>
-          <w:rFonts w:ascii="Times New Roman" w:hAnsi="Times New Roman" w:cs="Times New Roman"/>
-          <w:color w:val="000000"/>
-        </w:rPr>
-        <w:t>&lt;title&gt;</w:t>
-      </w:r>
-      <w:proofErr w:type="spellStart"/>
-      <w:r>
-        <w:rPr>
-          <w:rFonts w:ascii="Times New Roman" w:hAnsi="Times New Roman" w:cs="Times New Roman"/>
-          <w:color w:val="000000"/>
-        </w:rPr>
-        <w:t>Postsimulation</w:t>
-      </w:r>
-      <w:proofErr w:type="spellEnd"/>
-      <w:r>
-        <w:rPr>
-          <w:rFonts w:ascii="Times New Roman" w:hAnsi="Times New Roman" w:cs="Times New Roman"/>
-          <w:color w:val="000000"/>
-        </w:rPr>
-        <w:t xml:space="preserve"> </w:t>
-      </w:r>
-      <w:r>
-        <w:rPr>
-          <w:rFonts w:ascii="Times New Roman" w:hAnsi="Times New Roman" w:cs="Times New Roman"/>
-          <w:color w:val="000000"/>
-        </w:rPr>
-        <w:t>Activity 1</w:t>
-      </w:r>
-      <w:r>
-        <w:rPr>
-          <w:rFonts w:ascii="Times New Roman" w:hAnsi="Times New Roman" w:cs="Times New Roman"/>
-          <w:color w:val="000000"/>
-        </w:rPr>
-        <w:t>:</w:t>
-      </w:r>
-      <w:r>
-        <w:rPr>
-          <w:rFonts w:ascii="Times New Roman" w:hAnsi="Times New Roman" w:cs="Times New Roman"/>
-          <w:color w:val="000000"/>
-        </w:rPr>
-        <w:t xml:space="preserve"> </w:t>
-      </w:r>
-      <w:r>
-        <w:rPr>
-          <w:rFonts w:ascii="Times New Roman" w:hAnsi="Times New Roman" w:cs="Times New Roman"/>
-          <w:color w:val="000000"/>
-        </w:rPr>
-        <w:t>Pertinent Negatives</w:t>
-      </w:r>
-    </w:p>
-    <w:p>
-      <w:pPr>
-        <w:spacing w:line="480" w:lineRule="auto"/>
-        <w:rPr>
-          <w:rFonts w:ascii="Times New Roman" w:hAnsi="Times New Roman" w:cs="Times New Roman"/>
-          <w:color w:val="000000"/>
-        </w:rPr>
-      </w:pPr>
-      <w:r>
-        <w:rPr>
-          <w:rFonts w:ascii="Times New Roman" w:hAnsi="Times New Roman" w:cs="Times New Roman"/>
-          <w:color w:val="000000"/>
-        </w:rPr>
-        <w:t>Create a list of two or three pertinent negatives for at least three of the abdominal organs from the following list: abdominal contusion, splenic injury, liver injury, renal injury, intestinal injury, pancreatic injury, appendicitis, testicular torsion.</w:t>
-      </w:r>
-    </w:p>
-    <w:p>
-      <w:pPr>
-        <w:spacing w:line="480" w:lineRule="auto"/>
-        <w:rPr>
-          <w:rFonts w:ascii="Times New Roman" w:hAnsi="Times New Roman" w:cs="Times New Roman"/>
-          <w:color w:val="000000"/>
-        </w:rPr>
-      </w:pPr>
-    </w:p>
-    <w:p>
-      <w:pPr>
-        <w:spacing w:line="480" w:lineRule="auto"/>
-        <w:rPr>
-          <w:rFonts w:ascii="Times New Roman" w:hAnsi="Times New Roman" w:cs="Times New Roman"/>
-          <w:color w:val="000000"/>
-        </w:rPr>
-      </w:pPr>
-      <w:r>
-        <w:rPr>
-          <w:rFonts w:ascii="Times New Roman" w:hAnsi="Times New Roman" w:cs="Times New Roman"/>
-          <w:color w:val="000000"/>
-        </w:rPr>
-        <w:lastRenderedPageBreak/>
-        <w:t>A pertinent negative is something a provider expects to find with the particular condition, complaint, or injury, but it does not exist for this patient. Pertinent negatives are usually a group of signs or symptoms that taken together suggest that the injury or the condition is not likely present. While not definitive, it suggests that other conditions or injuries should be considered. Using a heart attack as an example, a few pertinent negative patterns might include no chest pain, no elevated heart rate or blood pressure, no increased pain or difficulty during activity, and no dyspnea.</w:t>
-      </w:r>
-    </w:p>
-    <w:p>
-      <w:pPr>
-        <w:spacing w:line="480" w:lineRule="auto"/>
-        <w:rPr>
-          <w:rFonts w:ascii="Times New Roman" w:hAnsi="Times New Roman" w:cs="Times New Roman"/>
-          <w:b/>
-          <w:bCs/>
-          <w:color w:val="000000"/>
-        </w:rPr>
-      </w:pPr>
-      <w:r>
-        <w:rPr>
-          <w:rFonts w:ascii="Times New Roman" w:hAnsi="Times New Roman" w:cs="Times New Roman"/>
-          <w:b/>
-          <w:bCs/>
-          <w:color w:val="000000"/>
-        </w:rPr>
-        <w:t>\</w:t>
-      </w:r>
-      <w:proofErr w:type="spellStart"/>
-      <w:r>
-        <w:rPr>
-          <w:rFonts w:ascii="Times New Roman" w:hAnsi="Times New Roman" w:cs="Times New Roman"/>
-          <w:b/>
-          <w:bCs/>
-          <w:color w:val="000000"/>
-        </w:rPr>
-        <w:t>qqEND</w:t>
-      </w:r>
-      <w:proofErr w:type="spellEnd"/>
-      <w:r>
-        <w:rPr>
-          <w:rFonts w:ascii="Times New Roman" w:hAnsi="Times New Roman" w:cs="Times New Roman"/>
-          <w:b/>
-          <w:bCs/>
-          <w:color w:val="000000"/>
-        </w:rPr>
-        <w:t xml:space="preserve"> downloadable content\</w:t>
-      </w:r>
-    </w:p>
-    <w:p>
-      <w:pPr>
-        <w:spacing w:line="480" w:lineRule="auto"/>
-        <w:rPr>
-          <w:rFonts w:ascii="Times New Roman" w:hAnsi="Times New Roman" w:cs="Times New Roman"/>
-          <w:color w:val="000000"/>
-        </w:rPr>
-      </w:pPr>
-    </w:p>
-    <w:p>
-      <w:pPr>
-        <w:spacing w:line="480" w:lineRule="auto"/>
-        <w:rPr>
-          <w:rFonts w:ascii="Times New Roman" w:eastAsia="Times New Roman" w:hAnsi="Times New Roman" w:cs="Times New Roman"/>
-          <w:b/>
-          <w:bCs/>
-          <w:color w:val="000000"/>
-        </w:rPr>
-      </w:pPr>
-      <w:r>
-        <w:rPr>
-          <w:rFonts w:ascii="Times New Roman" w:hAnsi="Times New Roman" w:cs="Times New Roman"/>
-          <w:b/>
-          <w:bCs/>
-          <w:color w:val="000000"/>
-        </w:rPr>
-        <w:t>\</w:t>
-      </w:r>
-      <w:proofErr w:type="spellStart"/>
-      <w:r>
-        <w:rPr>
-          <w:rFonts w:ascii="Times New Roman" w:hAnsi="Times New Roman" w:cs="Times New Roman"/>
-          <w:b/>
-          <w:bCs/>
-          <w:color w:val="000000"/>
-        </w:rPr>
-        <w:t>qq</w:t>
-      </w:r>
-      <w:r>
-        <w:rPr>
-          <w:rFonts w:ascii="Times New Roman" w:eastAsia="Times New Roman" w:hAnsi="Times New Roman" w:cs="Times New Roman"/>
-          <w:b/>
-          <w:bCs/>
-          <w:color w:val="000000"/>
-        </w:rPr>
-        <w:t>BEGIN</w:t>
-      </w:r>
-      <w:proofErr w:type="spellEnd"/>
-      <w:r>
-        <w:rPr>
-          <w:rFonts w:ascii="Times New Roman" w:eastAsia="Times New Roman" w:hAnsi="Times New Roman" w:cs="Times New Roman"/>
-          <w:b/>
-          <w:bCs/>
-          <w:color w:val="000000"/>
-        </w:rPr>
-        <w:t xml:space="preserve"> downloadable content. Button name: </w:t>
-      </w:r>
-      <w:proofErr w:type="spellStart"/>
-      <w:r>
-        <w:rPr>
-          <w:rFonts w:ascii="Times New Roman" w:eastAsia="Times New Roman" w:hAnsi="Times New Roman" w:cs="Times New Roman"/>
-          <w:b/>
-          <w:bCs/>
-          <w:color w:val="000000"/>
-        </w:rPr>
-        <w:t>Postsimulation</w:t>
-      </w:r>
-      <w:proofErr w:type="spellEnd"/>
-      <w:r>
-        <w:rPr>
-          <w:rFonts w:ascii="Times New Roman" w:eastAsia="Times New Roman" w:hAnsi="Times New Roman" w:cs="Times New Roman"/>
-          <w:b/>
-          <w:bCs/>
-          <w:color w:val="000000"/>
-        </w:rPr>
-        <w:t xml:space="preserve"> Activity 2: Reflection</w:t>
-      </w:r>
-    </w:p>
-    <w:p>
-      <w:pPr>
-        <w:spacing w:line="480" w:lineRule="auto"/>
-        <w:rPr>
-          <w:rFonts w:ascii="Times New Roman" w:eastAsia="Times New Roman" w:hAnsi="Times New Roman" w:cs="Times New Roman"/>
-          <w:color w:val="000000"/>
-        </w:rPr>
-      </w:pPr>
-      <w:r>
-        <w:rPr>
-          <w:rFonts w:ascii="Times New Roman" w:eastAsia="Times New Roman" w:hAnsi="Times New Roman" w:cs="Times New Roman"/>
-          <w:color w:val="000000"/>
-        </w:rPr>
-        <w:t>&lt;title&gt;</w:t>
-      </w:r>
-      <w:proofErr w:type="spellStart"/>
-      <w:r>
-        <w:rPr>
-          <w:rFonts w:ascii="Times New Roman" w:hAnsi="Times New Roman" w:cs="Times New Roman"/>
-          <w:color w:val="000000"/>
-        </w:rPr>
-        <w:t>Postsimulation</w:t>
-      </w:r>
-      <w:proofErr w:type="spellEnd"/>
       <w:r>
         <w:rPr>
           <w:rFonts w:ascii="Times New Roman" w:eastAsia="Times New Roman" w:hAnsi="Times New Roman" w:cs="Times New Roman"/>
@@ -1302,27 +1000,7 @@
           <w:bCs/>
           <w:color w:val="000000"/>
         </w:rPr>
-        <w:t>\</w:t>
-      </w:r>
-      <w:proofErr w:type="spellStart"/>
-      <w:r>
-        <w:rPr>
-          <w:rFonts w:ascii="Times New Roman" w:hAnsi="Times New Roman" w:cs="Times New Roman"/>
-          <w:b/>
-          <w:bCs/>
-          <w:color w:val="000000"/>
-        </w:rPr>
-        <w:t>qqEND</w:t>
-      </w:r>
-      <w:proofErr w:type="spellEnd"/>
-      <w:r>
-        <w:rPr>
-          <w:rFonts w:ascii="Times New Roman" w:hAnsi="Times New Roman" w:cs="Times New Roman"/>
-          <w:b/>
-          <w:bCs/>
-          <w:color w:val="000000"/>
-        </w:rPr>
-        <w:t xml:space="preserve"> downloadable content\</w:t>
+        <w:t>\qqEND downloadable content\</w:t>
       </w:r>
     </w:p>
     <w:sectPr>
@@ -1335,8 +1013,47 @@
 </w:document>
 </file>
 
+<file path=word/comments.xml><?xml version="1.0" encoding="utf-8"?>
+<w:comments xmlns:wpc="http://schemas.microsoft.com/office/word/2010/wordprocessingCanvas" xmlns:cx="http://schemas.microsoft.com/office/drawing/2014/chartex" xmlns:cx1="http://schemas.microsoft.com/office/drawing/2015/9/8/chartex" xmlns:cx2="http://schemas.microsoft.com/office/drawing/2015/10/21/chartex" xmlns:cx3="http://schemas.microsoft.com/office/drawing/2016/5/9/chartex" xmlns:cx4="http://schemas.microsoft.com/office/drawing/2016/5/10/chartex" xmlns:cx5="http://schemas.microsoft.com/office/drawing/2016/5/11/chartex" xmlns:cx6="http://schemas.microsoft.com/office/drawing/2016/5/12/chartex" xmlns:cx7="http://schemas.microsoft.com/office/drawing/2016/5/13/chartex" xmlns:cx8="http://schemas.microsoft.com/office/drawing/2016/5/14/chartex" xmlns:mc="http://schemas.openxmlformats.org/markup-compatibility/2006" xmlns:aink="http://schemas.microsoft.com/office/drawing/2016/ink" xmlns:am3d="http://schemas.microsoft.com/office/drawing/2017/model3d" xmlns:o="urn:schemas-microsoft-com:office:office" xmlns:oel="http://schemas.microsoft.com/office/2019/extlst" xmlns:r="http://schemas.openxmlformats.org/officeDocument/2006/relationships" xmlns:m="http://schemas.openxmlformats.org/officeDocument/2006/math" xmlns:v="urn:schemas-microsoft-com:vml" xmlns:wp14="http://schemas.microsoft.com/office/word/2010/wordprocessingDrawing" xmlns:wp="http://schemas.openxmlformats.org/drawingml/2006/wordprocessingDrawing" xmlns:w10="urn:schemas-microsoft-com:office:word" xmlns:w="http://schemas.openxmlformats.org/wordprocessingml/2006/main" xmlns:w14="http://schemas.microsoft.com/office/word/2010/wordml" xmlns:w15="http://schemas.microsoft.com/office/word/2012/wordml" xmlns:w16cei="http://schemas.microsoft.com/office/word/2026/wordml/cei" xmlns:w16cex="http://schemas.microsoft.com/office/word/2018/wordml/cex" xmlns:w16cid="http://schemas.microsoft.com/office/word/2016/wordml/cid" xmlns:w16="http://schemas.microsoft.com/office/word/2018/wordml" xmlns:w16du="http://schemas.microsoft.com/office/word/2023/wordml/word16du" xmlns:w16sdtdh="http://schemas.microsoft.com/office/word/2020/wordml/sdtdatahash" xmlns:w16sdtfl="http://schemas.microsoft.com/office/word/2024/wordml/sdtformatlock" xmlns:w16se="http://schemas.microsoft.com/office/word/2015/wordml/symex" xmlns:wpg="http://schemas.microsoft.com/office/word/2010/wordprocessingGroup" xmlns:wpi="http://schemas.microsoft.com/office/word/2010/wordprocessingInk" xmlns:wne="http://schemas.microsoft.com/office/word/2006/wordml" xmlns:wps="http://schemas.microsoft.com/office/word/2010/wordprocessingShape" mc:Ignorable="w14 w15 w16se w16cid w16 w16cex w16sdtdh w16sdtfl w16du wp14">
+  <w:comment w:id="1" w:author="Anna Seaman" w:date="2026-08-14T09:12:00Z" w:initials="AS">
+    <w:p>
+      <w:pPr>
+        <w:pStyle w:val="CommentText"/>
+      </w:pPr>
+      <w:r>
+        <w:rPr>
+          <w:rStyle w:val="CommentReference"/>
+        </w:rPr>
+        <w:annotationRef/>
+      </w:r>
+      <w:r>
+        <w:t>Claire: Check that this credit line appears in your build.</w:t>
+      </w:r>
+    </w:p>
+  </w:comment>
+</w:comments>
+</file>
+
+<file path=word/commentsExtended.xml><?xml version="1.0" encoding="utf-8"?>
+<w15:commentsEx xmlns:wpc="http://schemas.microsoft.com/office/word/2010/wordprocessingCanvas" xmlns:cx="http://schemas.microsoft.com/office/drawing/2014/chartex" xmlns:cx1="http://schemas.microsoft.com/office/drawing/2015/9/8/chartex" xmlns:cx2="http://schemas.microsoft.com/office/drawing/2015/10/21/chartex" xmlns:cx3="http://schemas.microsoft.com/office/drawing/2016/5/9/chartex" xmlns:cx4="http://schemas.microsoft.com/office/drawing/2016/5/10/chartex" xmlns:cx5="http://schemas.microsoft.com/office/drawing/2016/5/11/chartex" xmlns:cx6="http://schemas.microsoft.com/office/drawing/2016/5/12/chartex" xmlns:cx7="http://schemas.microsoft.com/office/drawing/2016/5/13/chartex" xmlns:cx8="http://schemas.microsoft.com/office/drawing/2016/5/14/chartex" xmlns:mc="http://schemas.openxmlformats.org/markup-compatibility/2006" xmlns:aink="http://schemas.microsoft.com/office/drawing/2016/ink" xmlns:am3d="http://schemas.microsoft.com/office/drawing/2017/model3d" xmlns:o="urn:schemas-microsoft-com:office:office" xmlns:oel="http://schemas.microsoft.com/office/2019/extlst" xmlns:r="http://schemas.openxmlformats.org/officeDocument/2006/relationships" xmlns:m="http://schemas.openxmlformats.org/officeDocument/2006/math" xmlns:v="urn:schemas-microsoft-com:vml" xmlns:wp14="http://schemas.microsoft.com/office/word/2010/wordprocessingDrawing" xmlns:wp="http://schemas.openxmlformats.org/drawingml/2006/wordprocessingDrawing" xmlns:w10="urn:schemas-microsoft-com:office:word" xmlns:w="http://schemas.openxmlformats.org/wordprocessingml/2006/main" xmlns:w14="http://schemas.microsoft.com/office/word/2010/wordml" xmlns:w15="http://schemas.microsoft.com/office/word/2012/wordml" xmlns:w16cei="http://schemas.microsoft.com/office/word/2026/wordml/cei" xmlns:w16cex="http://schemas.microsoft.com/office/word/2018/wordml/cex" xmlns:w16cid="http://schemas.microsoft.com/office/word/2016/wordml/cid" xmlns:w16="http://schemas.microsoft.com/office/word/2018/wordml" xmlns:w16du="http://schemas.microsoft.com/office/word/2023/wordml/word16du" xmlns:w16sdtdh="http://schemas.microsoft.com/office/word/2020/wordml/sdtdatahash" xmlns:w16sdtfl="http://schemas.microsoft.com/office/word/2024/wordml/sdtformatlock" xmlns:w16se="http://schemas.microsoft.com/office/word/2015/wordml/symex" xmlns:wpg="http://schemas.microsoft.com/office/word/2010/wordprocessingGroup" xmlns:wpi="http://schemas.microsoft.com/office/word/2010/wordprocessingInk" xmlns:wne="http://schemas.microsoft.com/office/word/2006/wordml" xmlns:wps="http://schemas.microsoft.com/office/word/2010/wordprocessingShape" mc:Ignorable="w14 w15 w16se w16cid w16 w16cex w16sdtdh w16sdtfl w16du wp14">
+  <w15:commentEx w15:paraId="56DE6C73" w15:done="0"/>
+</w15:commentsEx>
+</file>
+
+<file path=word/commentsExtensible.xml><?xml version="1.0" encoding="utf-8"?>
+<w16cex:commentsExtensible xmlns:wpc="http://schemas.microsoft.com/office/word/2010/wordprocessingCanvas" xmlns:cx="http://schemas.microsoft.com/office/drawing/2014/chartex" xmlns:cx1="http://schemas.microsoft.com/office/drawing/2015/9/8/chartex" xmlns:cx2="http://schemas.microsoft.com/office/drawing/2015/10/21/chartex" xmlns:cx3="http://schemas.microsoft.com/office/drawing/2016/5/9/chartex" xmlns:cx4="http://schemas.microsoft.com/office/drawing/2016/5/10/chartex" xmlns:cx5="http://schemas.microsoft.com/office/drawing/2016/5/11/chartex" xmlns:cx6="http://schemas.microsoft.com/office/drawing/2016/5/12/chartex" xmlns:cx7="http://schemas.microsoft.com/office/drawing/2016/5/13/chartex" xmlns:cx8="http://schemas.microsoft.com/office/drawing/2016/5/14/chartex" xmlns:cr="http://schemas.microsoft.com/office/comments/2020/reactions" xmlns:mc="http://schemas.openxmlformats.org/markup-compatibility/2006" xmlns:aink="http://schemas.microsoft.com/office/drawing/2016/ink" xmlns:am3d="http://schemas.microsoft.com/office/drawing/2017/model3d" xmlns:o="urn:schemas-microsoft-com:office:office" xmlns:oel="http://schemas.microsoft.com/office/2019/extlst" xmlns:r="http://schemas.openxmlformats.org/officeDocument/2006/relationships" xmlns:m="http://schemas.openxmlformats.org/officeDocument/2006/math" xmlns:v="urn:schemas-microsoft-com:vml" xmlns:wp14="http://schemas.microsoft.com/office/word/2010/wordprocessingDrawing" xmlns:wp="http://schemas.openxmlformats.org/drawingml/2006/wordprocessingDrawing" xmlns:w10="urn:schemas-microsoft-com:office:word" xmlns:w="http://schemas.openxmlformats.org/wordprocessingml/2006/main" xmlns:w14="http://schemas.microsoft.com/office/word/2010/wordml" xmlns:w15="http://schemas.microsoft.com/office/word/2012/wordml" xmlns:w16cei="http://schemas.microsoft.com/office/word/2026/wordml/cei" xmlns:w16cex="http://schemas.microsoft.com/office/word/2018/wordml/cex" xmlns:w16cid="http://schemas.microsoft.com/office/word/2016/wordml/cid" xmlns:w16="http://schemas.microsoft.com/office/word/2018/wordml" xmlns:w16du="http://schemas.microsoft.com/office/word/2023/wordml/word16du" xmlns:w16sdtdh="http://schemas.microsoft.com/office/word/2020/wordml/sdtdatahash" xmlns:w16sdtfl="http://schemas.microsoft.com/office/word/2024/wordml/sdtformatlock" xmlns:w16se="http://schemas.microsoft.com/office/word/2015/wordml/symex" xmlns:wpg="http://schemas.microsoft.com/office/word/2010/wordprocessingGroup" xmlns:wpi="http://schemas.microsoft.com/office/word/2010/wordprocessingInk" xmlns:wne="http://schemas.microsoft.com/office/word/2006/wordml" xmlns:wps="http://schemas.microsoft.com/office/word/2010/wordprocessingShape" mc:Ignorable="w14 w15 w16se w16cid w16 w16cex w16sdtdh w16sdtfl cr w16du wp14">
+  <w16cex:commentExtensible w16cex:durableId="79F208FE" w16cex:dateUtc="2026-08-14T14:12:00Z"/>
+</w16cex:commentsExtensible>
+</file>
+
+<file path=word/commentsIds.xml><?xml version="1.0" encoding="utf-8"?>
+<w16cid:commentsIds xmlns:wpc="http://schemas.microsoft.com/office/word/2010/wordprocessingCanvas" xmlns:cx="http://schemas.microsoft.com/office/drawing/2014/chartex" xmlns:cx1="http://schemas.microsoft.com/office/drawing/2015/9/8/chartex" xmlns:cx2="http://schemas.microsoft.com/office/drawing/2015/10/21/chartex" xmlns:cx3="http://schemas.microsoft.com/office/drawing/2016/5/9/chartex" xmlns:cx4="http://schemas.microsoft.com/office/drawing/2016/5/10/chartex" xmlns:cx5="http://schemas.microsoft.com/office/drawing/2016/5/11/chartex" xmlns:cx6="http://schemas.microsoft.com/office/drawing/2016/5/12/chartex" xmlns:cx7="http://schemas.microsoft.com/office/drawing/2016/5/13/chartex" xmlns:cx8="http://schemas.microsoft.com/office/drawing/2016/5/14/chartex" xmlns:mc="http://schemas.openxmlformats.org/markup-compatibility/2006" xmlns:aink="http://schemas.microsoft.com/office/drawing/2016/ink" xmlns:am3d="http://schemas.microsoft.com/office/drawing/2017/model3d" xmlns:o="urn:schemas-microsoft-com:office:office" xmlns:oel="http://schemas.microsoft.com/office/2019/extlst" xmlns:r="http://schemas.openxmlformats.org/officeDocument/2006/relationships" xmlns:m="http://schemas.openxmlformats.org/officeDocument/2006/math" xmlns:v="urn:schemas-microsoft-com:vml" xmlns:wp14="http://schemas.microsoft.com/office/word/2010/wordprocessingDrawing" xmlns:wp="http://schemas.openxmlformats.org/drawingml/2006/wordprocessingDrawing" xmlns:w10="urn:schemas-microsoft-com:office:word" xmlns:w="http://schemas.openxmlformats.org/wordprocessingml/2006/main" xmlns:w14="http://schemas.microsoft.com/office/word/2010/wordml" xmlns:w15="http://schemas.microsoft.com/office/word/2012/wordml" xmlns:w16cei="http://schemas.microsoft.com/office/word/2026/wordml/cei" xmlns:w16cex="http://schemas.microsoft.com/office/word/2018/wordml/cex" xmlns:w16cid="http://schemas.microsoft.com/office/word/2016/wordml/cid" xmlns:w16="http://schemas.microsoft.com/office/word/2018/wordml" xmlns:w16du="http://schemas.microsoft.com/office/word/2023/wordml/word16du" xmlns:w16sdtdh="http://schemas.microsoft.com/office/word/2020/wordml/sdtdatahash" xmlns:w16sdtfl="http://schemas.microsoft.com/office/word/2024/wordml/sdtformatlock" xmlns:w16se="http://schemas.microsoft.com/office/word/2015/wordml/symex" xmlns:wpg="http://schemas.microsoft.com/office/word/2010/wordprocessingGroup" xmlns:wpi="http://schemas.microsoft.com/office/word/2010/wordprocessingInk" xmlns:wne="http://schemas.microsoft.com/office/word/2006/wordml" xmlns:wps="http://schemas.microsoft.com/office/word/2010/wordprocessingShape" mc:Ignorable="w14 w15 w16se w16cid w16 w16cex w16sdtdh w16sdtfl w16du wp14">
+  <w16cid:commentId w16cid:paraId="56DE6C73" w16cid:durableId="79F208FE"/>
+</w16cid:commentsIds>
+</file>
+
 <file path=word/numbering.xml><?xml version="1.0" encoding="utf-8"?>
-<w:numbering xmlns:wpc="http://schemas.microsoft.com/office/word/2010/wordprocessingCanvas" xmlns:cx="http://schemas.microsoft.com/office/drawing/2014/chartex" xmlns:cx1="http://schemas.microsoft.com/office/drawing/2015/9/8/chartex" xmlns:cx2="http://schemas.microsoft.com/office/drawing/2015/10/21/chartex" xmlns:cx3="http://schemas.microsoft.com/office/drawing/2016/5/9/chartex" xmlns:cx4="http://schemas.microsoft.com/office/drawing/2016/5/10/chartex" xmlns:cx5="http://schemas.microsoft.com/office/drawing/2016/5/11/chartex" xmlns:cx6="http://schemas.microsoft.com/office/drawing/2016/5/12/chartex" xmlns:cx7="http://schemas.microsoft.com/office/drawing/2016/5/13/chartex" xmlns:cx8="http://schemas.microsoft.com/office/drawing/2016/5/14/chartex" xmlns:mc="http://schemas.openxmlformats.org/markup-compatibility/2006" xmlns:aink="http://schemas.microsoft.com/office/drawing/2016/ink" xmlns:am3d="http://schemas.microsoft.com/office/drawing/2017/model3d" xmlns:o="urn:schemas-microsoft-com:office:office" xmlns:oel="http://schemas.microsoft.com/office/2019/extlst" xmlns:r="http://schemas.openxmlformats.org/officeDocument/2006/relationships" xmlns:m="http://schemas.openxmlformats.org/officeDocument/2006/math" xmlns:v="urn:schemas-microsoft-com:vml" xmlns:wp14="http://schemas.microsoft.com/office/word/2010/wordprocessingDrawing" xmlns:wp="http://schemas.openxmlformats.org/drawingml/2006/wordprocessingDrawing" xmlns:w10="urn:schemas-microsoft-com:office:word" xmlns:w="http://schemas.openxmlformats.org/wordprocessingml/2006/main" xmlns:w14="http://schemas.microsoft.com/office/word/2010/wordml" xmlns:w15="http://schemas.microsoft.com/office/word/2012/wordml" xmlns:w16cex="http://schemas.microsoft.com/office/word/2018/wordml/cex" xmlns:w16cid="http://schemas.microsoft.com/office/word/2016/wordml/cid" xmlns:w16="http://schemas.microsoft.com/office/word/2018/wordml" xmlns:w16du="http://schemas.microsoft.com/office/word/2023/wordml/word16du" xmlns:w16sdtdh="http://schemas.microsoft.com/office/word/2020/wordml/sdtdatahash" xmlns:w16sdtfl="http://schemas.microsoft.com/office/word/2024/wordml/sdtformatlock" xmlns:w16se="http://schemas.microsoft.com/office/word/2015/wordml/symex" xmlns:wpg="http://schemas.microsoft.com/office/word/2010/wordprocessingGroup" xmlns:wpi="http://schemas.microsoft.com/office/word/2010/wordprocessingInk" xmlns:wne="http://schemas.microsoft.com/office/word/2006/wordml" xmlns:wps="http://schemas.microsoft.com/office/word/2010/wordprocessingShape" mc:Ignorable="w14 w15 w16se w16cid w16 w16cex w16sdtdh w16sdtfl w16du wp14">
+<w:numbering xmlns:wpc="http://schemas.microsoft.com/office/word/2010/wordprocessingCanvas" xmlns:cx="http://schemas.microsoft.com/office/drawing/2014/chartex" xmlns:cx1="http://schemas.microsoft.com/office/drawing/2015/9/8/chartex" xmlns:cx2="http://schemas.microsoft.com/office/drawing/2015/10/21/chartex" xmlns:cx3="http://schemas.microsoft.com/office/drawing/2016/5/9/chartex" xmlns:cx4="http://schemas.microsoft.com/office/drawing/2016/5/10/chartex" xmlns:cx5="http://schemas.microsoft.com/office/drawing/2016/5/11/chartex" xmlns:cx6="http://schemas.microsoft.com/office/drawing/2016/5/12/chartex" xmlns:cx7="http://schemas.microsoft.com/office/drawing/2016/5/13/chartex" xmlns:cx8="http://schemas.microsoft.com/office/drawing/2016/5/14/chartex" xmlns:mc="http://schemas.openxmlformats.org/markup-compatibility/2006" xmlns:aink="http://schemas.microsoft.com/office/drawing/2016/ink" xmlns:am3d="http://schemas.microsoft.com/office/drawing/2017/model3d" xmlns:o="urn:schemas-microsoft-com:office:office" xmlns:oel="http://schemas.microsoft.com/office/2019/extlst" xmlns:r="http://schemas.openxmlformats.org/officeDocument/2006/relationships" xmlns:m="http://schemas.openxmlformats.org/officeDocument/2006/math" xmlns:v="urn:schemas-microsoft-com:vml" xmlns:wp14="http://schemas.microsoft.com/office/word/2010/wordprocessingDrawing" xmlns:wp="http://schemas.openxmlformats.org/drawingml/2006/wordprocessingDrawing" xmlns:w10="urn:schemas-microsoft-com:office:word" xmlns:w="http://schemas.openxmlformats.org/wordprocessingml/2006/main" xmlns:w14="http://schemas.microsoft.com/office/word/2010/wordml" xmlns:w15="http://schemas.microsoft.com/office/word/2012/wordml" xmlns:w16cei="http://schemas.microsoft.com/office/word/2026/wordml/cei" xmlns:w16cex="http://schemas.microsoft.com/office/word/2018/wordml/cex" xmlns:w16cid="http://schemas.microsoft.com/office/word/2016/wordml/cid" xmlns:w16="http://schemas.microsoft.com/office/word/2018/wordml" xmlns:w16du="http://schemas.microsoft.com/office/word/2023/wordml/word16du" xmlns:w16sdtdh="http://schemas.microsoft.com/office/word/2020/wordml/sdtdatahash" xmlns:w16sdtfl="http://schemas.microsoft.com/office/word/2024/wordml/sdtformatlock" xmlns:w16se="http://schemas.microsoft.com/office/word/2015/wordml/symex" xmlns:wpg="http://schemas.microsoft.com/office/word/2010/wordprocessingGroup" xmlns:wpi="http://schemas.microsoft.com/office/word/2010/wordprocessingInk" xmlns:wne="http://schemas.microsoft.com/office/word/2006/wordml" xmlns:wps="http://schemas.microsoft.com/office/word/2010/wordprocessingShape" mc:Ignorable="w14 w15 w16se w16cid w16 w16cex w16sdtdh w16sdtfl w16du wp14">
   <w:abstractNum w:abstractNumId="0" w15:restartNumberingAfterBreak="0">
     <w:nsid w:val="DBC1DA4D"/>
     <w:multiLevelType w:val="hybridMultilevel"/>
@@ -2646,6 +2363,14 @@
     <w:abstractNumId w:val="6"/>
   </w:num>
 </w:numbering>
+</file>
+
+<file path=word/people.xml><?xml version="1.0" encoding="utf-8"?>
+<w15:people xmlns:wpc="http://schemas.microsoft.com/office/word/2010/wordprocessingCanvas" xmlns:cx="http://schemas.microsoft.com/office/drawing/2014/chartex" xmlns:cx1="http://schemas.microsoft.com/office/drawing/2015/9/8/chartex" xmlns:cx2="http://schemas.microsoft.com/office/drawing/2015/10/21/chartex" xmlns:cx3="http://schemas.microsoft.com/office/drawing/2016/5/9/chartex" xmlns:cx4="http://schemas.microsoft.com/office/drawing/2016/5/10/chartex" xmlns:cx5="http://schemas.microsoft.com/office/drawing/2016/5/11/chartex" xmlns:cx6="http://schemas.microsoft.com/office/drawing/2016/5/12/chartex" xmlns:cx7="http://schemas.microsoft.com/office/drawing/2016/5/13/chartex" xmlns:cx8="http://schemas.microsoft.com/office/drawing/2016/5/14/chartex" xmlns:mc="http://schemas.openxmlformats.org/markup-compatibility/2006" xmlns:aink="http://schemas.microsoft.com/office/drawing/2016/ink" xmlns:am3d="http://schemas.microsoft.com/office/drawing/2017/model3d" xmlns:o="urn:schemas-microsoft-com:office:office" xmlns:oel="http://schemas.microsoft.com/office/2019/extlst" xmlns:r="http://schemas.openxmlformats.org/officeDocument/2006/relationships" xmlns:m="http://schemas.openxmlformats.org/officeDocument/2006/math" xmlns:v="urn:schemas-microsoft-com:vml" xmlns:wp14="http://schemas.microsoft.com/office/word/2010/wordprocessingDrawing" xmlns:wp="http://schemas.openxmlformats.org/drawingml/2006/wordprocessingDrawing" xmlns:w10="urn:schemas-microsoft-com:office:word" xmlns:w="http://schemas.openxmlformats.org/wordprocessingml/2006/main" xmlns:w14="http://schemas.microsoft.com/office/word/2010/wordml" xmlns:w15="http://schemas.microsoft.com/office/word/2012/wordml" xmlns:w16cei="http://schemas.microsoft.com/office/word/2026/wordml/cei" xmlns:w16cex="http://schemas.microsoft.com/office/word/2018/wordml/cex" xmlns:w16cid="http://schemas.microsoft.com/office/word/2016/wordml/cid" xmlns:w16="http://schemas.microsoft.com/office/word/2018/wordml" xmlns:w16du="http://schemas.microsoft.com/office/word/2023/wordml/word16du" xmlns:w16sdtdh="http://schemas.microsoft.com/office/word/2020/wordml/sdtdatahash" xmlns:w16sdtfl="http://schemas.microsoft.com/office/word/2024/wordml/sdtformatlock" xmlns:w16se="http://schemas.microsoft.com/office/word/2015/wordml/symex" xmlns:wpg="http://schemas.microsoft.com/office/word/2010/wordprocessingGroup" xmlns:wpi="http://schemas.microsoft.com/office/word/2010/wordprocessingInk" xmlns:wne="http://schemas.microsoft.com/office/word/2006/wordml" xmlns:wps="http://schemas.microsoft.com/office/word/2010/wordprocessingShape" mc:Ignorable="w14 w15 w16se w16cid w16 w16cex w16sdtdh w16sdtfl w16du wp14">
+  <w15:person w15:author="Anna Seaman">
+    <w15:presenceInfo w15:providerId="AD" w15:userId="S::AnnaS@hkusa.com::713ab380-bdda-4997-81d0-fa539102c996"/>
+  </w15:person>
+</w15:people>
 </file>
 
 <file path=word/styles.xml><?xml version="1.0" encoding="utf-8"?>
@@ -3744,7 +3469,6 @@
     <w:basedOn w:val="Normal"/>
     <w:link w:val="CommentTextChar"/>
     <w:uiPriority w:val="99"/>
-    <w:semiHidden/>
     <w:unhideWhenUsed/>
     <w:rsid w:val="00160EC4"/>
     <w:rPr>
@@ -3757,7 +3481,6 @@
     <w:basedOn w:val="DefaultParagraphFont"/>
     <w:link w:val="CommentText"/>
     <w:uiPriority w:val="99"/>
-    <w:semiHidden/>
     <w:rsid w:val="00160EC4"/>
     <w:rPr>
       <w:sz w:val="20"/>
